--- a/ky/wisdom-stories/qualities-of-water.docx
+++ b/ky/wisdom-stories/qualities-of-water.docx
@@ -62,7 +62,7 @@
           <w:b/>
           <w:bCs/>
         </w:rPr>
-        <w:t>Сабак: Жүрөккө дем берген нерселер — чын ыкластуу баарлашуу, бөлүшүү жана өз ара камкордук. Жалгыздык кээде тынчтык тартууласа да, адам түшүнүүгө жана жакындыкка муктаж.</w:t>
+        <w:t>Сабак: Жүрөккө дем берген нерселер — чын ыкластуу баарлашуу, бөлүшүү жана өз ара камкордук. Жалгыздык кээде тынчтык тартууласа да, адам башкалардын түшүнүүсүнө жана жакындыгына муктаж.</w:t>
       </w:r>
     </w:p>
     <w:p>
